--- a/PLAN/Unmask-Deployment-Brief-Azure.docx
+++ b/PLAN/Unmask-Deployment-Brief-Azure.docx
@@ -1256,7 +1256,7 @@
             </w:pPr>
             <w:r>
               <w:rPr/>
-              <w:t xml:space="preserve">Registration ends in an emailed confirmation link. </w:t>
+              <w:t xml:space="preserve">Registration ends in an emailed six-digit confirmation code. </w:t>
             </w:r>
             <w:r>
               <w:rPr>
@@ -1344,7 +1344,7 @@
             </w:pPr>
             <w:r>
               <w:rPr/>
-              <w:t xml:space="preserve">Without them the confirmation emails land in spam, and a student who never sees the link never signs in — the failure looks like a broken site, not a broken mailbox</w:t>
+              <w:t xml:space="preserve">Without them the confirmation emails land in spam, and a student who never sees the code never signs in — the failure looks like a broken site, not a broken mailbox</w:t>
             </w:r>
           </w:p>
         </w:tc>
@@ -4908,7 +4908,7 @@
             </w:r>
             <w:r>
               <w:rPr/>
-              <w:t xml:space="preserve"> in production is a refusal. A wrong password is not a refusal — it is students who never get their link, so send yourself one</w:t>
+              <w:t xml:space="preserve"> in production is a refusal. A wrong password is not a refusal — it is students who never get their code, so send yourself one</w:t>
             </w:r>
           </w:p>
         </w:tc>
@@ -5099,7 +5099,7 @@
       </w:r>
       <w:r>
         <w:rPr/>
-        <w:t xml:space="preserve"> so signing up does not need the emailed link. </w:t>
+        <w:t xml:space="preserve"> so signing up does not need the emailed code. </w:t>
       </w:r>
       <w:r>
         <w:rPr>
@@ -6064,7 +6064,7 @@
       </w:r>
       <w:r>
         <w:rPr/>
-        <w:t xml:space="preserve"> of stage 7's SMTP settings, and it must land in the inbox, not in spam. Click the link, then sign in.</w:t>
+        <w:t xml:space="preserve"> of stage 7's SMTP settings, and it must land in the inbox, not in spam. Type the six digits into the sign-up screen, then sign in.</w:t>
       </w:r>
     </w:p>
     <w:p>
@@ -7886,7 +7886,7 @@
       </w:r>
       <w:r>
         <w:rPr/>
-        <w:t xml:space="preserve"> There is no delivery log, no queue and no retry: a verification link, a reset link and the "someone tried to register with your address" warning are each handed to SMTP once. A full mailbox, a hard bounce or a domain whose SPF was never published is invisible here, and it reaches you as a student saying </w:t>
+        <w:t xml:space="preserve"> There is no delivery log, no queue and no retry: a confirmation code, a reset link and the "someone tried to register with your address" warning are each handed to SMTP once. A full mailbox, a hard bounce or a domain whose SPF was never published is invisible here, and it reaches you as a student saying </w:t>
       </w:r>
       <w:r>
         <w:rPr>
@@ -7902,11 +7902,11 @@
         <w:rPr>
           <w:b/>
         </w:rPr>
-        <w:t xml:space="preserve">Send the confirmation link again</w:t>
-      </w:r>
-      <w:r>
-        <w:rPr/>
-        <w:t xml:space="preserve"> button on the sign-in page, limited to four per address per half hour, and nothing else. Password reset itself </w:t>
+        <w:t xml:space="preserve">Send another code</w:t>
+      </w:r>
+      <w:r>
+        <w:rPr/>
+        <w:t xml:space="preserve"> button on the confirmation step and on the sign-in page, one per address per minute and four per IP per half hour, and nothing else. Password reset itself </w:t>
       </w:r>
       <w:r>
         <w:rPr>
@@ -8306,7 +8306,7 @@
             </w:pPr>
             <w:r>
               <w:rPr/>
-              <w:t xml:space="preserve">A confirmation link that goes nowhere means nobody finishes signing up, quietly</w:t>
+              <w:t xml:space="preserve">A confirmation code that goes nowhere means nobody finishes signing up, quietly</w:t>
             </w:r>
           </w:p>
         </w:tc>
